--- a/docs-word/10-검색_지식그래프_설계서.docx
+++ b/docs-word/10-검색_지식그래프_설계서.docx
@@ -2078,7 +2078,7 @@
           <w:sz w:val="22"/>
           <w:lang w:eastAsia="ko-KR"/>
         </w:rPr>
-        <w:t>초기 랭킹 가중치:</w:t>
+        <w:t>초기 랭킹 가중치(v1.8에서 구현하며 조정한 값 포함 — 아래 표 아래 "구현 조정" 참고):</w:t>
       </w:r>
     </w:p>
     <w:p>
@@ -2108,7 +2108,7 @@
           <w:sz w:val="17"/>
           <w:lang w:eastAsia="ko-KR"/>
         </w:rPr>
-        <w:t>exact title                 +100</w:t>
+        <w:t>exact title                 +300  (설계 초안 +100)</w:t>
       </w:r>
       <w:r>
         <w:br/>
@@ -2121,6 +2121,18 @@
           <w:lang w:eastAsia="ko-KR"/>
         </w:rPr>
         <w:t>title prefix                 +70</w:t>
+      </w:r>
+      <w:r>
+        <w:br/>
+      </w:r>
+      <w:r>
+        <w:rPr>
+          <w:rFonts w:ascii="Menlo" w:hAnsi="Menlo" w:eastAsia="Menlo" w:cs="Menlo"/>
+          <w:color w:val="000000"/>
+          <w:sz w:val="17"/>
+          <w:lang w:eastAsia="ko-KR"/>
+        </w:rPr>
+        <w:t>title contains (추가)        +35</w:t>
       </w:r>
       <w:r>
         <w:br/>
@@ -2215,7 +2227,211 @@
           <w:sz w:val="22"/>
           <w:lang w:eastAsia="ko-KR"/>
         </w:rPr>
-        <w:t>랭킹은 SQL 상수 또는 설정 클래스로 중앙화하고 검색 회귀 테스트로 관리한다. 최신성 때문에 오래된 정확 일치가 밀리지 않도록 최신성 점수 상한을 낮게 둔다.</w:t>
+        <w:t>랭킹은 SQL 상수 또는 설정 클래스로 중앙화하고 검색 회귀 테스트로 관리한다.</w:t>
+      </w:r>
+    </w:p>
+    <w:p>
+      <w:r>
+        <w:rPr>
+          <w:rFonts w:ascii="Arial" w:hAnsi="Arial" w:eastAsia="Malgun Gothic" w:cs="Malgun Gothic"/>
+          <w:b/>
+          <w:color w:val="000000"/>
+          <w:sz w:val="22"/>
+          <w:lang w:eastAsia="ko-KR"/>
+        </w:rPr>
+        <w:t>구현 조정(v1.8, fixture에서 확인):</w:t>
+      </w:r>
+      <w:r>
+        <w:rPr>
+          <w:rFonts w:ascii="Arial" w:hAnsi="Arial" w:eastAsia="Malgun Gothic" w:cs="Malgun Gothic"/>
+          <w:color w:val="000000"/>
+          <w:sz w:val="22"/>
+          <w:lang w:eastAsia="ko-KR"/>
+        </w:rPr>
+        <w:t xml:space="preserve"> ① 정확 제목 일치를 100에서 </w:t>
+      </w:r>
+      <w:r>
+        <w:rPr>
+          <w:rFonts w:ascii="Arial" w:hAnsi="Arial" w:eastAsia="Malgun Gothic" w:cs="Malgun Gothic"/>
+          <w:b/>
+          <w:color w:val="000000"/>
+          <w:sz w:val="22"/>
+          <w:lang w:eastAsia="ko-KR"/>
+        </w:rPr>
+        <w:t>300</w:t>
+      </w:r>
+      <w:r>
+        <w:rPr>
+          <w:rFonts w:ascii="Arial" w:hAnsi="Arial" w:eastAsia="Malgun Gothic" w:cs="Malgun Gothic"/>
+          <w:color w:val="000000"/>
+          <w:sz w:val="22"/>
+          <w:lang w:eastAsia="ko-KR"/>
+        </w:rPr>
+        <w:t>으로 올렸다. 100이면 "제목 접두어 70 + 코드 일치 40 + 제목 FTS"처럼 약한 일치가 겹친 항목이 제목이 정확히 같은 항목을 앞질렀다(</w:t>
+      </w:r>
+      <w:r>
+        <w:rPr>
+          <w:rFonts w:ascii="Menlo" w:hAnsi="Menlo" w:eastAsia="Menlo" w:cs="Menlo"/>
+          <w:color w:val="000000"/>
+          <w:sz w:val="21"/>
+          <w:lang w:eastAsia="ko-KR"/>
+        </w:rPr>
+        <w:t>JWT</w:t>
+      </w:r>
+      <w:r>
+        <w:rPr>
+          <w:rFonts w:ascii="Arial" w:hAnsi="Arial" w:eastAsia="Malgun Gothic" w:cs="Malgun Gothic"/>
+          <w:color w:val="000000"/>
+          <w:sz w:val="22"/>
+          <w:lang w:eastAsia="ko-KR"/>
+        </w:rPr>
+        <w:t xml:space="preserve"> 검색에서 코드에 </w:t>
+      </w:r>
+      <w:r>
+        <w:rPr>
+          <w:rFonts w:ascii="Menlo" w:hAnsi="Menlo" w:eastAsia="Menlo" w:cs="Menlo"/>
+          <w:color w:val="000000"/>
+          <w:sz w:val="21"/>
+          <w:lang w:eastAsia="ko-KR"/>
+        </w:rPr>
+        <w:t>jwt</w:t>
+      </w:r>
+      <w:r>
+        <w:rPr>
+          <w:rFonts w:ascii="Arial" w:hAnsi="Arial" w:eastAsia="Malgun Gothic" w:cs="Malgun Gothic"/>
+          <w:color w:val="000000"/>
+          <w:sz w:val="22"/>
+          <w:lang w:eastAsia="ko-KR"/>
+        </w:rPr>
+        <w:t xml:space="preserve">가 든 Snippet이 </w:t>
+      </w:r>
+      <w:r>
+        <w:rPr>
+          <w:rFonts w:ascii="Menlo" w:hAnsi="Menlo" w:eastAsia="Menlo" w:cs="Menlo"/>
+          <w:color w:val="000000"/>
+          <w:sz w:val="21"/>
+          <w:lang w:eastAsia="ko-KR"/>
+        </w:rPr>
+        <w:t>JWT</w:t>
+      </w:r>
+      <w:r>
+        <w:rPr>
+          <w:rFonts w:ascii="Arial" w:hAnsi="Arial" w:eastAsia="Malgun Gothic" w:cs="Malgun Gothic"/>
+          <w:color w:val="000000"/>
+          <w:sz w:val="22"/>
+          <w:lang w:eastAsia="ko-KR"/>
+        </w:rPr>
+        <w:t xml:space="preserve"> Concept보다 위). 정확 일치가 나머지 모든 일치의 합(70+60+50+45+40+25=290)보다 크도록 둔다. ② 단어 중간의 부분 일치(</w:t>
+      </w:r>
+      <w:r>
+        <w:rPr>
+          <w:rFonts w:ascii="Menlo" w:hAnsi="Menlo" w:eastAsia="Menlo" w:cs="Menlo"/>
+          <w:color w:val="000000"/>
+          <w:sz w:val="21"/>
+          <w:lang w:eastAsia="ko-KR"/>
+        </w:rPr>
+        <w:t>sec</w:t>
+      </w:r>
+      <w:r>
+        <w:rPr>
+          <w:rFonts w:ascii="Arial" w:hAnsi="Arial" w:eastAsia="Malgun Gothic" w:cs="Malgun Gothic"/>
+          <w:color w:val="000000"/>
+          <w:sz w:val="22"/>
+          <w:lang w:eastAsia="ko-KR"/>
+        </w:rPr>
+        <w:t xml:space="preserve"> → </w:t>
+      </w:r>
+      <w:r>
+        <w:rPr>
+          <w:rFonts w:ascii="Menlo" w:hAnsi="Menlo" w:eastAsia="Menlo" w:cs="Menlo"/>
+          <w:color w:val="000000"/>
+          <w:sz w:val="21"/>
+          <w:lang w:eastAsia="ko-KR"/>
+        </w:rPr>
+        <w:t>Spring Security</w:t>
+      </w:r>
+      <w:r>
+        <w:rPr>
+          <w:rFonts w:ascii="Arial" w:hAnsi="Arial" w:eastAsia="Malgun Gothic" w:cs="Malgun Gothic"/>
+          <w:color w:val="000000"/>
+          <w:sz w:val="22"/>
+          <w:lang w:eastAsia="ko-KR"/>
+        </w:rPr>
+        <w:t xml:space="preserve">)를 위해 </w:t>
+      </w:r>
+      <w:r>
+        <w:rPr>
+          <w:rFonts w:ascii="Arial" w:hAnsi="Arial" w:eastAsia="Malgun Gothic" w:cs="Malgun Gothic"/>
+          <w:b/>
+          <w:color w:val="000000"/>
+          <w:sz w:val="22"/>
+          <w:lang w:eastAsia="ko-KR"/>
+        </w:rPr>
+        <w:t>제목 부분 일치 +35</w:t>
+      </w:r>
+      <w:r>
+        <w:rPr>
+          <w:rFonts w:ascii="Arial" w:hAnsi="Arial" w:eastAsia="Malgun Gothic" w:cs="Malgun Gothic"/>
+          <w:color w:val="000000"/>
+          <w:sz w:val="22"/>
+          <w:lang w:eastAsia="ko-KR"/>
+        </w:rPr>
+        <w:t xml:space="preserve">를 추가했다(접두어보다 낮게). ③ 정확/접두어/부분 일치는 가장 높은 하나만 적용한다(누적하지 않음). ④ 최신성은 연속 감쇠가 아니라 </w:t>
+      </w:r>
+      <w:r>
+        <w:rPr>
+          <w:rFonts w:ascii="Arial" w:hAnsi="Arial" w:eastAsia="Malgun Gothic" w:cs="Malgun Gothic"/>
+          <w:b/>
+          <w:color w:val="000000"/>
+          <w:sz w:val="22"/>
+          <w:lang w:eastAsia="ko-KR"/>
+        </w:rPr>
+        <w:t>하루 단위 계단식</w:t>
+      </w:r>
+      <w:r>
+        <w:rPr>
+          <w:rFonts w:ascii="Arial" w:hAnsi="Arial" w:eastAsia="Malgun Gothic" w:cs="Malgun Gothic"/>
+          <w:color w:val="000000"/>
+          <w:sz w:val="22"/>
+          <w:lang w:eastAsia="ko-KR"/>
+        </w:rPr>
+        <w:t xml:space="preserve">으로 둔다 — 연속이면 페이지를 넘기는 사이 </w:t>
+      </w:r>
+      <w:r>
+        <w:rPr>
+          <w:rFonts w:ascii="Menlo" w:hAnsi="Menlo" w:eastAsia="Menlo" w:cs="Menlo"/>
+          <w:color w:val="000000"/>
+          <w:sz w:val="21"/>
+          <w:lang w:eastAsia="ko-KR"/>
+        </w:rPr>
+        <w:t>now()</w:t>
+      </w:r>
+      <w:r>
+        <w:rPr>
+          <w:rFonts w:ascii="Arial" w:hAnsi="Arial" w:eastAsia="Malgun Gothic" w:cs="Malgun Gothic"/>
+          <w:color w:val="000000"/>
+          <w:sz w:val="22"/>
+          <w:lang w:eastAsia="ko-KR"/>
+        </w:rPr>
+        <w:t xml:space="preserve">가 바뀌어 </w:t>
+      </w:r>
+      <w:r>
+        <w:rPr>
+          <w:rFonts w:ascii="Menlo" w:hAnsi="Menlo" w:eastAsia="Menlo" w:cs="Menlo"/>
+          <w:color w:val="000000"/>
+          <w:sz w:val="21"/>
+          <w:lang w:eastAsia="ko-KR"/>
+        </w:rPr>
+        <w:t>score_key</w:t>
+      </w:r>
+      <w:r>
+        <w:rPr>
+          <w:rFonts w:ascii="Arial" w:hAnsi="Arial" w:eastAsia="Malgun Gothic" w:cs="Malgun Gothic"/>
+          <w:color w:val="000000"/>
+          <w:sz w:val="22"/>
+          <w:lang w:eastAsia="ko-KR"/>
+        </w:rPr>
+        <w:t>가 흔들려 cursor가 어긋난다. ⑤ 코드 점수는 부분 문자열 일치를 similarity 1.0으로 본다(대소문자 무시). 대용량 코드에서 행마다 trigram 유사도를 계산하는 비용을 피하기 위한 단순화이며, 유사도 계산은 0건 fallback에서만 쓴다. 최신성 때문에 오래된 정확 일치가 밀리지 않도록 최신성 점수 상한을 낮게 둔다.</w:t>
       </w:r>
     </w:p>
     <w:p>
@@ -4625,6 +4841,295 @@
       <w:r>
         <w:rPr>
           <w:rFonts w:ascii="Arial" w:hAnsi="Arial" w:eastAsia="Malgun Gothic" w:cs="Malgun Gothic"/>
+          <w:b/>
+          <w:color w:val="000000"/>
+          <w:sz w:val="22"/>
+          <w:lang w:eastAsia="ko-KR"/>
+        </w:rPr>
+        <w:t>색인 범위와 FTS 설정(v1.8):</w:t>
+      </w:r>
+      <w:r>
+        <w:rPr>
+          <w:rFonts w:ascii="Arial" w:hAnsi="Arial" w:eastAsia="Malgun Gothic" w:cs="Malgun Gothic"/>
+          <w:color w:val="000000"/>
+          <w:sz w:val="22"/>
+          <w:lang w:eastAsia="ko-KR"/>
+        </w:rPr>
+        <w:t xml:space="preserve"> </w:t>
+      </w:r>
+      <w:r>
+        <w:rPr>
+          <w:rFonts w:ascii="Menlo" w:hAnsi="Menlo" w:eastAsia="Menlo" w:cs="Menlo"/>
+          <w:color w:val="000000"/>
+          <w:sz w:val="21"/>
+          <w:lang w:eastAsia="ko-KR"/>
+        </w:rPr>
+        <w:t>search_vector</w:t>
+      </w:r>
+      <w:r>
+        <w:rPr>
+          <w:rFonts w:ascii="Arial" w:hAnsi="Arial" w:eastAsia="Malgun Gothic" w:cs="Malgun Gothic"/>
+          <w:color w:val="000000"/>
+          <w:sz w:val="22"/>
+          <w:lang w:eastAsia="ko-KR"/>
+        </w:rPr>
+        <w:t xml:space="preserve">는 </w:t>
+      </w:r>
+      <w:r>
+        <w:rPr>
+          <w:rFonts w:ascii="Menlo" w:hAnsi="Menlo" w:eastAsia="Menlo" w:cs="Menlo"/>
+          <w:color w:val="000000"/>
+          <w:sz w:val="21"/>
+          <w:lang w:eastAsia="ko-KR"/>
+        </w:rPr>
+        <w:t>'simple'</w:t>
+      </w:r>
+      <w:r>
+        <w:rPr>
+          <w:rFonts w:ascii="Arial" w:hAnsi="Arial" w:eastAsia="Malgun Gothic" w:cs="Malgun Gothic"/>
+          <w:color w:val="000000"/>
+          <w:sz w:val="22"/>
+          <w:lang w:eastAsia="ko-KR"/>
+        </w:rPr>
+        <w:t xml:space="preserve"> 설정(형태소 분석 없음, 소문자 + 공백·구두점 분리)의 생성 컬럼이다. tsvector는 값 하나가 1 MB를 넘으면 오류이므로 본문은 </w:t>
+      </w:r>
+      <w:r>
+        <w:rPr>
+          <w:rFonts w:ascii="Arial" w:hAnsi="Arial" w:eastAsia="Malgun Gothic" w:cs="Malgun Gothic"/>
+          <w:b/>
+          <w:color w:val="000000"/>
+          <w:sz w:val="22"/>
+          <w:lang w:eastAsia="ko-KR"/>
+        </w:rPr>
+        <w:t>앞 100,000자만</w:t>
+      </w:r>
+      <w:r>
+        <w:rPr>
+          <w:rFonts w:ascii="Arial" w:hAnsi="Arial" w:eastAsia="Malgun Gothic" w:cs="Malgun Gothic"/>
+          <w:color w:val="000000"/>
+          <w:sz w:val="22"/>
+          <w:lang w:eastAsia="ko-KR"/>
+        </w:rPr>
+        <w:t xml:space="preserve"> 색인한다(그 뒤 내용은 FTS 대상이 아니며, 1 MB 본문 저장이 실패하지 않는지와 뒤쪽 토큰이 검색되지 않는지를 테스트로 확인했다). 제목은 </w:t>
+      </w:r>
+      <w:r>
+        <w:rPr>
+          <w:rFonts w:ascii="Menlo" w:hAnsi="Menlo" w:eastAsia="Menlo" w:cs="Menlo"/>
+          <w:color w:val="000000"/>
+          <w:sz w:val="21"/>
+          <w:lang w:eastAsia="ko-KR"/>
+        </w:rPr>
+        <w:t>lower(title)</w:t>
+      </w:r>
+      <w:r>
+        <w:rPr>
+          <w:rFonts w:ascii="Arial" w:hAnsi="Arial" w:eastAsia="Malgun Gothic" w:cs="Malgun Gothic"/>
+          <w:color w:val="000000"/>
+          <w:sz w:val="22"/>
+          <w:lang w:eastAsia="ko-KR"/>
+        </w:rPr>
+        <w:t xml:space="preserve"> trigram GIN, 코드는 </w:t>
+      </w:r>
+      <w:r>
+        <w:rPr>
+          <w:rFonts w:ascii="Menlo" w:hAnsi="Menlo" w:eastAsia="Menlo" w:cs="Menlo"/>
+          <w:color w:val="000000"/>
+          <w:sz w:val="21"/>
+          <w:lang w:eastAsia="ko-KR"/>
+        </w:rPr>
+        <w:t>snippet_versions.code</w:t>
+      </w:r>
+      <w:r>
+        <w:rPr>
+          <w:rFonts w:ascii="Arial" w:hAnsi="Arial" w:eastAsia="Malgun Gothic" w:cs="Malgun Gothic"/>
+          <w:color w:val="000000"/>
+          <w:sz w:val="22"/>
+          <w:lang w:eastAsia="ko-KR"/>
+        </w:rPr>
+        <w:t xml:space="preserve"> trigram GIN(V6)으로 부분 일치를 한다.</w:t>
+      </w:r>
+    </w:p>
+    <w:p>
+      <w:pPr>
+        <w:pStyle w:val="ListBullet"/>
+      </w:pPr>
+      <w:r>
+        <w:rPr>
+          <w:rFonts w:ascii="Arial" w:hAnsi="Arial" w:eastAsia="Malgun Gothic" w:cs="Malgun Gothic"/>
+          <w:b/>
+          <w:color w:val="000000"/>
+          <w:sz w:val="22"/>
+          <w:lang w:eastAsia="ko-KR"/>
+        </w:rPr>
+        <w:t>한국어 한계(v1.8 확인):</w:t>
+      </w:r>
+      <w:r>
+        <w:rPr>
+          <w:rFonts w:ascii="Arial" w:hAnsi="Arial" w:eastAsia="Malgun Gothic" w:cs="Malgun Gothic"/>
+          <w:color w:val="000000"/>
+          <w:sz w:val="22"/>
+          <w:lang w:eastAsia="ko-KR"/>
+        </w:rPr>
+        <w:t xml:space="preserve"> 본문은 공백으로 나뉜 토큰 단위로만 일치한다. 조사가 붙은 본문(</w:t>
+      </w:r>
+      <w:r>
+        <w:rPr>
+          <w:rFonts w:ascii="Menlo" w:hAnsi="Menlo" w:eastAsia="Menlo" w:cs="Menlo"/>
+          <w:color w:val="000000"/>
+          <w:sz w:val="21"/>
+          <w:lang w:eastAsia="ko-KR"/>
+        </w:rPr>
+        <w:t>만료시간을</w:t>
+      </w:r>
+      <w:r>
+        <w:rPr>
+          <w:rFonts w:ascii="Arial" w:hAnsi="Arial" w:eastAsia="Malgun Gothic" w:cs="Malgun Gothic"/>
+          <w:color w:val="000000"/>
+          <w:sz w:val="22"/>
+          <w:lang w:eastAsia="ko-KR"/>
+        </w:rPr>
+        <w:t xml:space="preserve">)은 그 형태 그대로 검색해야 맞고 </w:t>
+      </w:r>
+      <w:r>
+        <w:rPr>
+          <w:rFonts w:ascii="Menlo" w:hAnsi="Menlo" w:eastAsia="Menlo" w:cs="Menlo"/>
+          <w:color w:val="000000"/>
+          <w:sz w:val="21"/>
+          <w:lang w:eastAsia="ko-KR"/>
+        </w:rPr>
+        <w:t>만료시간</w:t>
+      </w:r>
+      <w:r>
+        <w:rPr>
+          <w:rFonts w:ascii="Arial" w:hAnsi="Arial" w:eastAsia="Malgun Gothic" w:cs="Malgun Gothic"/>
+          <w:color w:val="000000"/>
+          <w:sz w:val="22"/>
+          <w:lang w:eastAsia="ko-KR"/>
+        </w:rPr>
+        <w:t>으로는 찾지 못한다. 제목은 trigram이라 부분 일치(</w:t>
+      </w:r>
+      <w:r>
+        <w:rPr>
+          <w:rFonts w:ascii="Menlo" w:hAnsi="Menlo" w:eastAsia="Menlo" w:cs="Menlo"/>
+          <w:color w:val="000000"/>
+          <w:sz w:val="21"/>
+          <w:lang w:eastAsia="ko-KR"/>
+        </w:rPr>
+        <w:t>격리</w:t>
+      </w:r>
+      <w:r>
+        <w:rPr>
+          <w:rFonts w:ascii="Arial" w:hAnsi="Arial" w:eastAsia="Malgun Gothic" w:cs="Malgun Gothic"/>
+          <w:color w:val="000000"/>
+          <w:sz w:val="22"/>
+          <w:lang w:eastAsia="ko-KR"/>
+        </w:rPr>
+        <w:t xml:space="preserve"> → </w:t>
+      </w:r>
+      <w:r>
+        <w:rPr>
+          <w:rFonts w:ascii="Menlo" w:hAnsi="Menlo" w:eastAsia="Menlo" w:cs="Menlo"/>
+          <w:color w:val="000000"/>
+          <w:sz w:val="21"/>
+          <w:lang w:eastAsia="ko-KR"/>
+        </w:rPr>
+        <w:t>Transaction 격리 수준</w:t>
+      </w:r>
+      <w:r>
+        <w:rPr>
+          <w:rFonts w:ascii="Arial" w:hAnsi="Arial" w:eastAsia="Malgun Gothic" w:cs="Malgun Gothic"/>
+          <w:color w:val="000000"/>
+          <w:sz w:val="22"/>
+          <w:lang w:eastAsia="ko-KR"/>
+        </w:rPr>
+        <w:t>)가 된다. 본문 부분 일치가 필요하면 본문 trigram 인덱스(크기 부담)나 PGroonga/OpenSearch를 검토한다 — 통합 테스트가 이 한계를 명시적으로 고정해 둔다.</w:t>
+      </w:r>
+    </w:p>
+    <w:p>
+      <w:pPr>
+        <w:pStyle w:val="ListBullet"/>
+      </w:pPr>
+      <w:r>
+        <w:rPr>
+          <w:rFonts w:ascii="Arial" w:hAnsi="Arial" w:eastAsia="Malgun Gothic" w:cs="Malgun Gothic"/>
+          <w:b/>
+          <w:color w:val="000000"/>
+          <w:sz w:val="22"/>
+          <w:lang w:eastAsia="ko-KR"/>
+        </w:rPr>
+        <w:t>인덱스 활용:</w:t>
+      </w:r>
+      <w:r>
+        <w:rPr>
+          <w:rFonts w:ascii="Arial" w:hAnsi="Arial" w:eastAsia="Malgun Gothic" w:cs="Malgun Gothic"/>
+          <w:color w:val="000000"/>
+          <w:sz w:val="22"/>
+          <w:lang w:eastAsia="ko-KR"/>
+        </w:rPr>
+        <w:t xml:space="preserve"> 단일 SQL은 후보 조건이 </w:t>
+      </w:r>
+      <w:r>
+        <w:rPr>
+          <w:rFonts w:ascii="Menlo" w:hAnsi="Menlo" w:eastAsia="Menlo" w:cs="Menlo"/>
+          <w:color w:val="000000"/>
+          <w:sz w:val="21"/>
+          <w:lang w:eastAsia="ko-KR"/>
+        </w:rPr>
+        <w:t>OR</w:t>
+      </w:r>
+      <w:r>
+        <w:rPr>
+          <w:rFonts w:ascii="Arial" w:hAnsi="Arial" w:eastAsia="Malgun Gothic" w:cs="Malgun Gothic"/>
+          <w:color w:val="000000"/>
+          <w:sz w:val="22"/>
+          <w:lang w:eastAsia="ko-KR"/>
+        </w:rPr>
+        <w:t xml:space="preserve">로 이어져 여러 테이블(코드는 </w:t>
+      </w:r>
+      <w:r>
+        <w:rPr>
+          <w:rFonts w:ascii="Menlo" w:hAnsi="Menlo" w:eastAsia="Menlo" w:cs="Menlo"/>
+          <w:color w:val="000000"/>
+          <w:sz w:val="21"/>
+          <w:lang w:eastAsia="ko-KR"/>
+        </w:rPr>
+        <w:t>snippet_versions</w:t>
+      </w:r>
+      <w:r>
+        <w:rPr>
+          <w:rFonts w:ascii="Arial" w:hAnsi="Arial" w:eastAsia="Malgun Gothic" w:cs="Malgun Gothic"/>
+          <w:color w:val="000000"/>
+          <w:sz w:val="22"/>
+          <w:lang w:eastAsia="ko-KR"/>
+        </w:rPr>
+        <w:t xml:space="preserve">)에 걸쳐 있어 전체 후보에 대해 인덱스 하나로 푸시다운되지 않는다. Workspace 범위 개인 KB(수만 건)에서는 허용하는 단순화이며, 각 조건이 인덱스 가능한 형태인지는 쿼리 플랜 테스트로 확인했다. 느려지면 조건별 </w:t>
+      </w:r>
+      <w:r>
+        <w:rPr>
+          <w:rFonts w:ascii="Menlo" w:hAnsi="Menlo" w:eastAsia="Menlo" w:cs="Menlo"/>
+          <w:color w:val="000000"/>
+          <w:sz w:val="21"/>
+          <w:lang w:eastAsia="ko-KR"/>
+        </w:rPr>
+        <w:t>UNION ALL</w:t>
+      </w:r>
+      <w:r>
+        <w:rPr>
+          <w:rFonts w:ascii="Arial" w:hAnsi="Arial" w:eastAsia="Malgun Gothic" w:cs="Malgun Gothic"/>
+          <w:color w:val="000000"/>
+          <w:sz w:val="22"/>
+          <w:lang w:eastAsia="ko-KR"/>
+        </w:rPr>
+        <w:t>로 나눈다.</w:t>
+      </w:r>
+    </w:p>
+    <w:p>
+      <w:pPr>
+        <w:pStyle w:val="ListBullet"/>
+      </w:pPr>
+      <w:r>
+        <w:rPr>
+          <w:rFonts w:ascii="Arial" w:hAnsi="Arial" w:eastAsia="Malgun Gothic" w:cs="Malgun Gothic"/>
           <w:color w:val="000000"/>
           <w:sz w:val="22"/>
           <w:lang w:eastAsia="ko-KR"/>

--- a/docs-word/10-검색_지식그래프_설계서.docx
+++ b/docs-word/10-검색_지식그래프_설계서.docx
@@ -4846,6 +4846,210 @@
           <w:sz w:val="22"/>
           <w:lang w:eastAsia="ko-KR"/>
         </w:rPr>
+        <w:t>Phase 6 검색 확장(v1.9):</w:t>
+      </w:r>
+      <w:r>
+        <w:rPr>
+          <w:rFonts w:ascii="Arial" w:hAnsi="Arial" w:eastAsia="Malgun Gothic" w:cs="Malgun Gothic"/>
+          <w:color w:val="000000"/>
+          <w:sz w:val="22"/>
+          <w:lang w:eastAsia="ko-KR"/>
+        </w:rPr>
+        <w:t xml:space="preserve"> </w:t>
+      </w:r>
+      <w:r>
+        <w:rPr>
+          <w:rFonts w:ascii="Menlo" w:hAnsi="Menlo" w:eastAsia="Menlo" w:cs="Menlo"/>
+          <w:color w:val="000000"/>
+          <w:sz w:val="21"/>
+          <w:lang w:eastAsia="ko-KR"/>
+        </w:rPr>
+        <w:t>error_records</w:t>
+      </w:r>
+      <w:r>
+        <w:rPr>
+          <w:rFonts w:ascii="Arial" w:hAnsi="Arial" w:eastAsia="Malgun Gothic" w:cs="Malgun Gothic"/>
+          <w:color w:val="000000"/>
+          <w:sz w:val="22"/>
+          <w:lang w:eastAsia="ko-KR"/>
+        </w:rPr>
+        <w:t xml:space="preserve">(메시지 B, 환경·재현·원인 C)와 </w:t>
+      </w:r>
+      <w:r>
+        <w:rPr>
+          <w:rFonts w:ascii="Menlo" w:hAnsi="Menlo" w:eastAsia="Menlo" w:cs="Menlo"/>
+          <w:color w:val="000000"/>
+          <w:sz w:val="21"/>
+          <w:lang w:eastAsia="ko-KR"/>
+        </w:rPr>
+        <w:t>solution_records</w:t>
+      </w:r>
+      <w:r>
+        <w:rPr>
+          <w:rFonts w:ascii="Arial" w:hAnsi="Arial" w:eastAsia="Malgun Gothic" w:cs="Malgun Gothic"/>
+          <w:color w:val="000000"/>
+          <w:sz w:val="22"/>
+          <w:lang w:eastAsia="ko-KR"/>
+        </w:rPr>
+        <w:t xml:space="preserve">(접근 B, 단계·검증·트레이드오프 C)에 같은 방식의 생성 </w:t>
+      </w:r>
+      <w:r>
+        <w:rPr>
+          <w:rFonts w:ascii="Menlo" w:hAnsi="Menlo" w:eastAsia="Menlo" w:cs="Menlo"/>
+          <w:color w:val="000000"/>
+          <w:sz w:val="21"/>
+          <w:lang w:eastAsia="ko-KR"/>
+        </w:rPr>
+        <w:t>search_vector</w:t>
+      </w:r>
+      <w:r>
+        <w:rPr>
+          <w:rFonts w:ascii="Arial" w:hAnsi="Arial" w:eastAsia="Malgun Gothic" w:cs="Malgun Gothic"/>
+          <w:color w:val="000000"/>
+          <w:sz w:val="22"/>
+          <w:lang w:eastAsia="ko-KR"/>
+        </w:rPr>
+        <w:t>와 GIN 인덱스를 두고, 검색 후보·</w:t>
+      </w:r>
+      <w:r>
+        <w:rPr>
+          <w:rFonts w:ascii="Menlo" w:hAnsi="Menlo" w:eastAsia="Menlo" w:cs="Menlo"/>
+          <w:color w:val="000000"/>
+          <w:sz w:val="21"/>
+          <w:lang w:eastAsia="ko-KR"/>
+        </w:rPr>
+        <w:t>body</w:t>
+      </w:r>
+      <w:r>
+        <w:rPr>
+          <w:rFonts w:ascii="Arial" w:hAnsi="Arial" w:eastAsia="Malgun Gothic" w:cs="Malgun Gothic"/>
+          <w:color w:val="000000"/>
+          <w:sz w:val="22"/>
+          <w:lang w:eastAsia="ko-KR"/>
+        </w:rPr>
+        <w:t xml:space="preserve"> 점수에 합산한다. Error 메시지는 trigram(</w:t>
+      </w:r>
+      <w:r>
+        <w:rPr>
+          <w:rFonts w:ascii="Menlo" w:hAnsi="Menlo" w:eastAsia="Menlo" w:cs="Menlo"/>
+          <w:color w:val="000000"/>
+          <w:sz w:val="21"/>
+          <w:lang w:eastAsia="ko-KR"/>
+        </w:rPr>
+        <w:t>ix_error_records__message_trgm</w:t>
+      </w:r>
+      <w:r>
+        <w:rPr>
+          <w:rFonts w:ascii="Arial" w:hAnsi="Arial" w:eastAsia="Malgun Gothic" w:cs="Malgun Gothic"/>
+          <w:color w:val="000000"/>
+          <w:sz w:val="22"/>
+          <w:lang w:eastAsia="ko-KR"/>
+        </w:rPr>
+        <w:t xml:space="preserve">) 부분 일치로도 찾아(예외 이름 일부 </w:t>
+      </w:r>
+      <w:r>
+        <w:rPr>
+          <w:rFonts w:ascii="Menlo" w:hAnsi="Menlo" w:eastAsia="Menlo" w:cs="Menlo"/>
+          <w:color w:val="000000"/>
+          <w:sz w:val="21"/>
+          <w:lang w:eastAsia="ko-KR"/>
+        </w:rPr>
+        <w:t>NullPointer</w:t>
+      </w:r>
+      <w:r>
+        <w:rPr>
+          <w:rFonts w:ascii="Arial" w:hAnsi="Arial" w:eastAsia="Malgun Gothic" w:cs="Malgun Gothic"/>
+          <w:color w:val="000000"/>
+          <w:sz w:val="22"/>
+          <w:lang w:eastAsia="ko-KR"/>
+        </w:rPr>
+        <w:t xml:space="preserve">) 일치 필드 </w:t>
+      </w:r>
+      <w:r>
+        <w:rPr>
+          <w:rFonts w:ascii="Menlo" w:hAnsi="Menlo" w:eastAsia="Menlo" w:cs="Menlo"/>
+          <w:color w:val="000000"/>
+          <w:sz w:val="21"/>
+          <w:lang w:eastAsia="ko-KR"/>
+        </w:rPr>
+        <w:t>error</w:t>
+      </w:r>
+      <w:r>
+        <w:rPr>
+          <w:rFonts w:ascii="Arial" w:hAnsi="Arial" w:eastAsia="Malgun Gothic" w:cs="Malgun Gothic"/>
+          <w:color w:val="000000"/>
+          <w:sz w:val="22"/>
+          <w:lang w:eastAsia="ko-KR"/>
+        </w:rPr>
+        <w:t xml:space="preserve">와 </w:t>
+      </w:r>
+      <w:r>
+        <w:rPr>
+          <w:rFonts w:ascii="Menlo" w:hAnsi="Menlo" w:eastAsia="Menlo" w:cs="Menlo"/>
+          <w:color w:val="000000"/>
+          <w:sz w:val="21"/>
+          <w:lang w:eastAsia="ko-KR"/>
+        </w:rPr>
+        <w:t>highlight.error</w:t>
+      </w:r>
+      <w:r>
+        <w:rPr>
+          <w:rFonts w:ascii="Arial" w:hAnsi="Arial" w:eastAsia="Malgun Gothic" w:cs="Malgun Gothic"/>
+          <w:color w:val="000000"/>
+          <w:sz w:val="22"/>
+          <w:lang w:eastAsia="ko-KR"/>
+        </w:rPr>
+        <w:t xml:space="preserve">를 준다(가중치 </w:t>
+      </w:r>
+      <w:r>
+        <w:rPr>
+          <w:rFonts w:ascii="Menlo" w:hAnsi="Menlo" w:eastAsia="Menlo" w:cs="Menlo"/>
+          <w:color w:val="000000"/>
+          <w:sz w:val="21"/>
+          <w:lang w:eastAsia="ko-KR"/>
+        </w:rPr>
+        <w:t>ERROR_MESSAGE=40</w:t>
+      </w:r>
+      <w:r>
+        <w:rPr>
+          <w:rFonts w:ascii="Arial" w:hAnsi="Arial" w:eastAsia="Malgun Gothic" w:cs="Malgun Gothic"/>
+          <w:color w:val="000000"/>
+          <w:sz w:val="22"/>
+          <w:lang w:eastAsia="ko-KR"/>
+        </w:rPr>
+        <w:t xml:space="preserve">, 코드와 같은 비중). Project 설명은 Node 본문이라 기존 </w:t>
+      </w:r>
+      <w:r>
+        <w:rPr>
+          <w:rFonts w:ascii="Menlo" w:hAnsi="Menlo" w:eastAsia="Menlo" w:cs="Menlo"/>
+          <w:color w:val="000000"/>
+          <w:sz w:val="21"/>
+          <w:lang w:eastAsia="ko-KR"/>
+        </w:rPr>
+        <w:t>search_vector</w:t>
+      </w:r>
+      <w:r>
+        <w:rPr>
+          <w:rFonts w:ascii="Arial" w:hAnsi="Arial" w:eastAsia="Malgun Gothic" w:cs="Malgun Gothic"/>
+          <w:color w:val="000000"/>
+          <w:sz w:val="22"/>
+          <w:lang w:eastAsia="ko-KR"/>
+        </w:rPr>
+        <w:t>에 들어간다. 발췌 원천은 Node 본문에 subtype 서술 필드를 이어 붙인 텍스트다. Resource의 URL 자체는 검색 대상이 아니다.</w:t>
+      </w:r>
+    </w:p>
+    <w:p>
+      <w:pPr>
+        <w:pStyle w:val="ListBullet"/>
+      </w:pPr>
+      <w:r>
+        <w:rPr>
+          <w:rFonts w:ascii="Arial" w:hAnsi="Arial" w:eastAsia="Malgun Gothic" w:cs="Malgun Gothic"/>
+          <w:b/>
+          <w:color w:val="000000"/>
+          <w:sz w:val="22"/>
+          <w:lang w:eastAsia="ko-KR"/>
+        </w:rPr>
         <w:t>색인 범위와 FTS 설정(v1.8):</w:t>
       </w:r>
       <w:r>
